--- a/workplan.docx
+++ b/workplan.docx
@@ -94,8 +94,6 @@
           <w:numId w:val="2"/>
         </w:numPr>
       </w:pPr>
-      <w:bookmarkStart w:id="0" w:name="_GoBack"/>
-      <w:bookmarkEnd w:id="0"/>
     </w:p>
     <w:p>
       <w:pPr>
@@ -122,6 +120,68 @@
       </w:r>
     </w:p>
     <w:p/>
+    <w:p/>
+    <w:p/>
+    <w:p>
+      <w:proofErr w:type="gramStart"/>
+      <w:r>
+        <w:t>500 user</w:t>
+      </w:r>
+      <w:proofErr w:type="gramEnd"/>
+      <w:r>
+        <w:t xml:space="preserve"> id error</w:t>
+      </w:r>
+    </w:p>
+    <w:p>
+      <w:r>
+        <w:t>Intro video network error</w:t>
+      </w:r>
+    </w:p>
+    <w:p>
+      <w:r>
+        <w:t xml:space="preserve">Timer not configure correctly in </w:t>
+      </w:r>
+      <w:proofErr w:type="spellStart"/>
+      <w:r>
+        <w:t>ladki</w:t>
+      </w:r>
+      <w:proofErr w:type="spellEnd"/>
+      <w:r>
+        <w:t xml:space="preserve"> </w:t>
+      </w:r>
+      <w:proofErr w:type="spellStart"/>
+      <w:r>
+        <w:t>wala</w:t>
+      </w:r>
+      <w:proofErr w:type="spellEnd"/>
+      <w:r>
+        <w:t xml:space="preserve"> video</w:t>
+      </w:r>
+    </w:p>
+    <w:p>
+      <w:r>
+        <w:t xml:space="preserve">Move to different context </w:t>
+      </w:r>
+      <w:proofErr w:type="spellStart"/>
+      <w:r>
+        <w:t>caht</w:t>
+      </w:r>
+      <w:proofErr w:type="spellEnd"/>
+    </w:p>
+    <w:p>
+      <w:r>
+        <w:t>Create summary of code</w:t>
+      </w:r>
+    </w:p>
+    <w:p>
+      <w:r>
+        <w:t>See if render.com is required</w:t>
+      </w:r>
+    </w:p>
+    <w:p>
+      <w:bookmarkStart w:id="0" w:name="_GoBack"/>
+      <w:bookmarkEnd w:id="0"/>
+    </w:p>
     <w:sectPr>
       <w:pgSz w:w="11906" w:h="16838"/>
       <w:pgMar w:top="1440" w:right="1440" w:bottom="1440" w:left="1440" w:header="708" w:footer="708" w:gutter="0"/>
